--- a/Documentation/Blackbook/2. Certificate.docx
+++ b/Documentation/Blackbook/2. Certificate.docx
@@ -173,7 +173,7 @@
           <w:bCs/>
           <w:sz w:val="32"/>
           <w:szCs w:val="32"/>
-          <w:u w:val="single"/>
+          <w:u w:val="none"/>
           <w:lang w:val="en-IN"/>
         </w:rPr>
         <w:t>Asad Chaudhary</w:t>
@@ -230,7 +230,7 @@
           <w:bCs/>
           <w:sz w:val="32"/>
           <w:szCs w:val="32"/>
-          <w:u w:val="single"/>
+          <w:u w:val="none"/>
           <w:lang w:val="en-IN"/>
         </w:rPr>
         <w:t>SportsSync Tournament Registration Portal</w:t>
@@ -291,7 +291,7 @@
           <w:b/>
           <w:lang w:val="en-IN"/>
         </w:rPr>
-        <w:t>Prof. (Dr.) Santosh Deshmukh</w:t>
+        <w:t>Dr. Santosh Deshmukh</w:t>
       </w:r>
       <w:r>
         <w:rPr>
@@ -317,7 +317,21 @@
         <w:rPr>
           <w:b/>
         </w:rPr>
-        <w:t xml:space="preserve"> Prof. Sapana Chavan</w:t>
+        <w:t xml:space="preserve"> </w:t>
+      </w:r>
+      <w:r>
+        <w:rPr>
+          <w:rFonts w:hint="default"/>
+          <w:b/>
+          <w:lang w:val="en-GB"/>
+        </w:rPr>
+        <w:t xml:space="preserve">                  </w:t>
+      </w:r>
+      <w:r>
+        <w:rPr>
+          <w:b/>
+        </w:rPr>
+        <w:t>Prof. Sapana Chavan</w:t>
       </w:r>
       <w:r>
         <w:rPr>
@@ -337,13 +351,45 @@
           <w:b/>
           <w:lang w:val="en-IN"/>
         </w:rPr>
-        <w:t xml:space="preserve">         </w:t>
-      </w:r>
-      <w:r>
-        <w:rPr>
-          <w:b/>
-        </w:rPr>
-        <w:t xml:space="preserve">    Dr. E. B. Khedkar</w:t>
+        <w:t xml:space="preserve"> </w:t>
+      </w:r>
+      <w:r>
+        <w:rPr>
+          <w:rFonts w:hint="default"/>
+          <w:b/>
+          <w:lang w:val="en-GB"/>
+        </w:rPr>
+        <w:t xml:space="preserve">Prof. </w:t>
+      </w:r>
+      <w:bookmarkStart w:id="0" w:name="_GoBack"/>
+      <w:bookmarkEnd w:id="0"/>
+      <w:r>
+        <w:rPr>
+          <w:rFonts w:hint="default"/>
+          <w:b/>
+          <w:lang w:val="en-GB"/>
+        </w:rPr>
+        <w:t>(</w:t>
+      </w:r>
+      <w:r>
+        <w:rPr>
+          <w:b/>
+        </w:rPr>
+        <w:t>Dr</w:t>
+      </w:r>
+      <w:r>
+        <w:rPr>
+          <w:rFonts w:hint="default"/>
+          <w:b/>
+          <w:lang w:val="en-GB"/>
+        </w:rPr>
+        <w:t>.)</w:t>
+      </w:r>
+      <w:r>
+        <w:rPr>
+          <w:b/>
+        </w:rPr>
+        <w:t xml:space="preserve"> E. B. Khedkar</w:t>
       </w:r>
     </w:p>
     <w:p>
@@ -433,8 +479,6 @@
         </w:rPr>
         <w:t xml:space="preserve">      </w:t>
       </w:r>
-      <w:bookmarkStart w:id="0" w:name="_GoBack"/>
-      <w:bookmarkEnd w:id="0"/>
       <w:r>
         <w:rPr>
           <w:b/>
